--- a/Quanta, Actually - SERIES/QED Course/chapters/Lesson 72 Ward Identities.docx
+++ b/Quanta, Actually - SERIES/QED Course/chapters/Lesson 72 Ward Identities.docx
@@ -17,7 +17,7 @@
         <w:jc w:val="center"/>
       </w:pPr>
       <w:r>
-        <w:t>Lesson 72 of the Complete Quantum Electrodynamics Course</w:t>
+        <w:t>Lesson 72 of Quantum, Actually, Volume 2: A QED Course</w:t>
       </w:r>
     </w:p>
     <w:p>
@@ -74,7 +74,34 @@
     </w:p>
     <w:p>
       <w:r>
-        <w:t>Every time this course replaced a photon polarization sum by −g_μν, dropped k_μk_ν from a photon propagator, or expected vacuum polarization to be transverse, it said the justification was a Ward identity and postponed the proof. This lesson pays that debt in three stages. First, a single algebraic identity for the electron propagator, which needs only the Dirac equation. Second, a complete tree-level proof for Compton scattering, the process of Lesson 57, in which the cancellation happens between two diagrams rather than inside either one. Third, the general identity for the vertex function, the Ward–Takahashi identity, together with its most important consequence: the vertex and electron-field renormalizations are equal, Z₁ = Z₂, so the charge is renormalized by the photon alone. The all-orders proof is sketched, not carried out. Expect six to eight hours.</w:t>
+        <w:t>Every time this course replaced a photon polarization sum by −g</w:t>
+      </w:r>
+      <w:r>
+        <w:rPr>
+          <w:vertAlign w:val="subscript"/>
+        </w:rPr>
+        <w:t>μν</w:t>
+      </w:r>
+      <w:r>
+        <w:t>, dropped k</w:t>
+      </w:r>
+      <w:r>
+        <w:rPr>
+          <w:vertAlign w:val="subscript"/>
+        </w:rPr>
+        <w:t>μ</w:t>
+      </w:r>
+      <w:r>
+        <w:t>k</w:t>
+      </w:r>
+      <w:r>
+        <w:rPr>
+          <w:vertAlign w:val="subscript"/>
+        </w:rPr>
+        <w:t>ν</w:t>
+      </w:r>
+      <w:r>
+        <w:t xml:space="preserve"> from a photon propagator, or expected vacuum polarization to be transverse, it said the justification was a Ward identity and postponed the proof. This lesson pays that debt in three stages. First, a single algebraic identity for the electron propagator, which needs only the Dirac equation. Second, a complete tree-level proof for Compton scattering, the process of Lesson 57, in which the cancellation happens between two diagrams rather than inside either one. Third, the general identity for the vertex function, the Ward–Takahashi identity, together with its most important consequence: the vertex and electron-field renormalizations are equal, Z₁ = Z₂, so the charge is renormalized by the photon alone. The all-orders proof is sketched, not carried out. Expect six to eight hours.</w:t>
       </w:r>
     </w:p>
     <w:p>
@@ -90,7 +117,25 @@
         <w:pStyle w:val="ListBullet"/>
       </w:pPr>
       <w:r>
-        <w:t>State the Ward identity k_μℳ^μ(k) = 0 for an amplitude with an external photon of momentum k and on-shell charged particles.</w:t>
+        <w:t>State the Ward identity k</w:t>
+      </w:r>
+      <w:r>
+        <w:rPr>
+          <w:vertAlign w:val="subscript"/>
+        </w:rPr>
+        <w:t>μ</w:t>
+      </w:r>
+      <w:r>
+        <w:t>ℳ</w:t>
+      </w:r>
+      <w:r>
+        <w:rPr>
+          <w:vertAlign w:val="superscript"/>
+        </w:rPr>
+        <w:t>μ</w:t>
+      </w:r>
+      <w:r>
+        <w:t>(k) = 0 for an amplitude with an external photon of momentum k and on-shell charged particles.</w:t>
       </w:r>
     </w:p>
     <w:p>
@@ -114,7 +159,25 @@
         <w:pStyle w:val="ListBullet"/>
       </w:pPr>
       <w:r>
-        <w:t>State the Ward–Takahashi identity q_μΓ^μ(p+q, p) = S̃⁻¹(p+q) − S̃⁻¹(p), check it at tree level, and derive Ward's original form at q = 0.</w:t>
+        <w:t>State the Ward–Takahashi identity q</w:t>
+      </w:r>
+      <w:r>
+        <w:rPr>
+          <w:vertAlign w:val="subscript"/>
+        </w:rPr>
+        <w:t>μ</w:t>
+      </w:r>
+      <w:r>
+        <w:t>Γ</w:t>
+      </w:r>
+      <w:r>
+        <w:rPr>
+          <w:vertAlign w:val="superscript"/>
+        </w:rPr>
+        <w:t>μ</w:t>
+      </w:r>
+      <w:r>
+        <w:t>(p+q, p) = S̃⁻¹(p+q) − S̃⁻¹(p), check it at tree level, and derive Ward's original form at q = 0.</w:t>
       </w:r>
     </w:p>
     <w:p>
@@ -130,7 +193,34 @@
         <w:pStyle w:val="ListBullet"/>
       </w:pPr>
       <w:r>
-        <w:t>Use the identity to justify the polarization sum −g_μν, the dropping of ξ-dependent terms, and q_μΠ^μν = 0.</w:t>
+        <w:t>Use the identity to justify the polarization sum −g</w:t>
+      </w:r>
+      <w:r>
+        <w:rPr>
+          <w:vertAlign w:val="subscript"/>
+        </w:rPr>
+        <w:t>μν</w:t>
+      </w:r>
+      <w:r>
+        <w:t>, the dropping of ξ-dependent terms, and q</w:t>
+      </w:r>
+      <w:r>
+        <w:rPr>
+          <w:vertAlign w:val="subscript"/>
+        </w:rPr>
+        <w:t>μ</w:t>
+      </w:r>
+      <w:r>
+        <w:t>Π</w:t>
+      </w:r>
+      <w:r>
+        <w:rPr>
+          <w:vertAlign w:val="superscript"/>
+        </w:rPr>
+        <w:t>μν</w:t>
+      </w:r>
+      <w:r>
+        <w:t xml:space="preserve"> = 0.</w:t>
       </w:r>
     </w:p>
     <w:p>
@@ -214,7 +304,16 @@
           </w:tcPr>
           <w:p>
             <w:r>
-              <w:t>ℳ^μ(k)</w:t>
+              <w:t>ℳ</w:t>
+            </w:r>
+            <w:r>
+              <w:rPr>
+                <w:vertAlign w:val="superscript"/>
+              </w:rPr>
+              <w:t>μ</w:t>
+            </w:r>
+            <w:r>
+              <w:t>(k)</w:t>
             </w:r>
           </w:p>
         </w:tc>
@@ -231,7 +330,31 @@
           </w:tcPr>
           <w:p>
             <w:r>
-              <w:t>Amplitude with the external photon polarization ε_μ(k) stripped off, iℳ = ε_μℳ^μ</w:t>
+              <w:t>Amplitude with the external photon polarization ε</w:t>
+            </w:r>
+            <w:r>
+              <w:rPr>
+                <w:vertAlign w:val="subscript"/>
+              </w:rPr>
+              <w:t>μ</w:t>
+            </w:r>
+            <w:r>
+              <w:t>(k) stripped off, iℳ = ε</w:t>
+            </w:r>
+            <w:r>
+              <w:rPr>
+                <w:vertAlign w:val="subscript"/>
+              </w:rPr>
+              <w:t>μ</w:t>
+            </w:r>
+            <w:r>
+              <w:t>ℳ</w:t>
+            </w:r>
+            <w:r>
+              <w:rPr>
+                <w:vertAlign w:val="superscript"/>
+              </w:rPr>
+              <w:t>μ</w:t>
             </w:r>
           </w:p>
         </w:tc>
@@ -325,7 +448,16 @@
           </w:tcPr>
           <w:p>
             <w:r>
-              <w:t>Γ^μ(p′, p)</w:t>
+              <w:t>Γ</w:t>
+            </w:r>
+            <w:r>
+              <w:rPr>
+                <w:vertAlign w:val="superscript"/>
+              </w:rPr>
+              <w:t>μ</w:t>
+            </w:r>
+            <w:r>
+              <w:t>(p′, p)</w:t>
             </w:r>
           </w:p>
         </w:tc>
@@ -343,7 +475,22 @@
           </w:tcPr>
           <w:p>
             <w:r>
-              <w:t>Full vertex function, equal to γ^μ at tree level; the vertex is ieΓ^μ</w:t>
+              <w:t>Full vertex function, equal to γ</w:t>
+            </w:r>
+            <w:r>
+              <w:rPr>
+                <w:vertAlign w:val="superscript"/>
+              </w:rPr>
+              <w:t>μ</w:t>
+            </w:r>
+            <w:r>
+              <w:t xml:space="preserve"> at tree level; the vertex is ieΓ</w:t>
+            </w:r>
+            <w:r>
+              <w:rPr>
+                <w:vertAlign w:val="superscript"/>
+              </w:rPr>
+              <w:t>μ</w:t>
             </w:r>
           </w:p>
         </w:tc>
@@ -425,8 +572,96 @@
     </w:tbl>
     <w:p>
       <w:r>
-        <w:t>The vertex factor is ieγ^μ, as in Lesson 45, and the metric is diag(+1, −1, −1, −1). In display equations, square brackets enclose function arguments and visible groupings.</w:t>
-      </w:r>
+        <w:t>The vertex factor is ieγ</w:t>
+      </w:r>
+      <w:r>
+        <w:rPr>
+          <w:vertAlign w:val="superscript"/>
+        </w:rPr>
+        <w:t>μ</w:t>
+      </w:r>
+      <w:r>
+        <w:t>, as in Lesson 45, and the metric is diag(+1, −1, −1, −1). In display equations, square brackets enclose function arguments and visible groupings.</w:t>
+      </w:r>
+    </w:p>
+    <w:tbl>
+      <w:tblPr>
+        <w:tblW w:type="auto" w:w="0"/>
+        <w:jc w:val="center"/>
+        <w:tblLayout w:type="fixed"/>
+        <w:tblLook w:firstColumn="1" w:firstRow="1" w:lastColumn="0" w:lastRow="0" w:noHBand="0" w:noVBand="1" w:val="04A0"/>
+        <w:tblBorders>
+          <w:top w:val="single" w:sz="8" w:color="7FA7CF"/>
+          <w:left w:val="single" w:sz="8" w:color="7FA7CF"/>
+          <w:bottom w:val="single" w:sz="8" w:color="7FA7CF"/>
+          <w:right w:val="single" w:sz="8" w:color="7FA7CF"/>
+        </w:tblBorders>
+      </w:tblPr>
+      <w:tblGrid>
+        <w:gridCol w:w="9392"/>
+      </w:tblGrid>
+      <w:tr>
+        <w:tc>
+          <w:tcPr>
+            <w:tcW w:type="dxa" w:w="9392"/>
+            <w:shd w:fill="F3F7FB"/>
+            <w:tcMar>
+              <w:top w:w="140" w:type="dxa"/>
+              <w:start w:w="140" w:type="dxa"/>
+              <w:bottom w:w="140" w:type="dxa"/>
+              <w:end w:w="140" w:type="dxa"/>
+            </w:tcMar>
+          </w:tcPr>
+          <w:p>
+            <w:r>
+              <w:rPr>
+                <w:b/>
+                <w:color w:val="1F4E78"/>
+              </w:rPr>
+              <w:t>First pass: the result before the derivation</w:t>
+            </w:r>
+          </w:p>
+          <w:p>
+            <w:pPr>
+              <w:spacing w:after="60"/>
+            </w:pPr>
+            <w:r>
+              <w:t>Current conservation becomes k</w:t>
+            </w:r>
+            <w:r>
+              <w:rPr>
+                <w:vertAlign w:val="subscript"/>
+              </w:rPr>
+              <w:t>μ</w:t>
+            </w:r>
+            <w:r>
+              <w:t>ℳ</w:t>
+            </w:r>
+            <w:r>
+              <w:rPr>
+                <w:vertAlign w:val="superscript"/>
+              </w:rPr>
+              <w:t>μ</w:t>
+            </w:r>
+            <w:r>
+              <w:t xml:space="preserve"> = 0 for any amplitude with an external photon, and the Ward–Takahashi identity forces Z₁ = Z₂.</w:t>
+            </w:r>
+          </w:p>
+          <w:p>
+            <w:pPr>
+              <w:spacing w:after="60"/>
+            </w:pPr>
+            <w:r>
+              <w:t>Charge renormalization comes only from the photon's own loop, so every particle's charge runs the same way. High-risk topic.</w:t>
+            </w:r>
+          </w:p>
+        </w:tc>
+      </w:tr>
+    </w:tbl>
+    <w:p>
+      <w:pPr>
+        <w:spacing w:after="80"/>
+      </w:pPr>
     </w:p>
     <w:p>
       <w:pPr>
@@ -438,36 +673,79 @@
     </w:p>
     <w:p>
       <w:pPr>
-        <w:spacing w:before="160" w:after="160"/>
+        <w:keepNext/>
+        <w:spacing w:before="160" w:after="40"/>
         <w:jc w:val="center"/>
       </w:pPr>
       <w:r>
-        <w:rPr>
-          <w:rFonts w:ascii="Consolas" w:hAnsi="Consolas" w:cs="Consolas" w:eastAsia="Consolas"/>
-          <w:sz w:val="20"/>
-        </w:rPr>
-        <w:t>e⁻(p) ────*──── e⁻(p+k)      replace ε_μ(k) by k_μ at the vertex:</w:t>
-      </w:r>
-      <w:r>
-        <w:rPr>
-          <w:rFonts w:ascii="Consolas" w:hAnsi="Consolas" w:cs="Consolas" w:eastAsia="Consolas"/>
-          <w:sz w:val="20"/>
-        </w:rPr>
-        <w:br/>
-        <w:t xml:space="preserve">          |                  ū(p+k) k̸ u(p) = 0 on shell</w:t>
-      </w:r>
-      <w:r>
-        <w:rPr>
-          <w:rFonts w:ascii="Consolas" w:hAnsi="Consolas" w:cs="Consolas" w:eastAsia="Consolas"/>
-          <w:sz w:val="20"/>
-        </w:rPr>
-        <w:br/>
-        <w:t xml:space="preserve">         γ(k)</w:t>
+        <w:drawing>
+          <wp:inline xmlns:a="http://schemas.openxmlformats.org/drawingml/2006/main" xmlns:pic="http://schemas.openxmlformats.org/drawingml/2006/picture">
+            <wp:extent cx="5486400" cy="1648882"/>
+            <wp:docPr id="1" name="Picture 1"/>
+            <wp:cNvGraphicFramePr>
+              <a:graphicFrameLocks noChangeAspect="1"/>
+            </wp:cNvGraphicFramePr>
+            <a:graphic>
+              <a:graphicData uri="http://schemas.openxmlformats.org/drawingml/2006/picture">
+                <pic:pic>
+                  <pic:nvPicPr>
+                    <pic:cNvPr id="0" name="L72_ward.png"/>
+                    <pic:cNvPicPr/>
+                  </pic:nvPicPr>
+                  <pic:blipFill>
+                    <a:blip r:embed="rId11"/>
+                    <a:stretch>
+                      <a:fillRect/>
+                    </a:stretch>
+                  </pic:blipFill>
+                  <pic:spPr>
+                    <a:xfrm>
+                      <a:off x="0" y="0"/>
+                      <a:ext cx="5486400" cy="1648882"/>
+                    </a:xfrm>
+                    <a:prstGeom prst="rect"/>
+                  </pic:spPr>
+                </pic:pic>
+              </a:graphicData>
+            </a:graphic>
+          </wp:inline>
+        </w:drawing>
       </w:r>
     </w:p>
     <w:p>
-      <w:r>
-        <w:t>A QED amplitude with one external photon of momentum k and polarization ε can be written iℳ = ε_μ(k)ℳ^μ(k). The Ward identity states that</w:t>
+      <w:pPr>
+        <w:spacing w:after="200"/>
+        <w:jc w:val="center"/>
+      </w:pPr>
+      <w:r>
+        <w:rPr>
+          <w:i/>
+          <w:sz w:val="19"/>
+        </w:rPr>
+        <w:t>Figure 72.1. The Ward identity at work. Replace a photon's polarization by its momentum k and the diagrams of a gauge-invariant set sum to zero.</w:t>
+      </w:r>
+    </w:p>
+    <w:p>
+      <w:r>
+        <w:t>A QED amplitude with one external photon of momentum k and polarization ε can be written iℳ = ε</w:t>
+      </w:r>
+      <w:r>
+        <w:rPr>
+          <w:vertAlign w:val="subscript"/>
+        </w:rPr>
+        <w:t>μ</w:t>
+      </w:r>
+      <w:r>
+        <w:t>(k)ℳ</w:t>
+      </w:r>
+      <w:r>
+        <w:rPr>
+          <w:vertAlign w:val="superscript"/>
+        </w:rPr>
+        <w:t>μ</w:t>
+      </w:r>
+      <w:r>
+        <w:t>(k). The Ward identity states that</w:t>
       </w:r>
     </w:p>
     <w:p>
@@ -526,7 +804,61 @@
     </w:p>
     <w:p>
       <w:r>
-        <w:t>provided every external charged particle is on shell, with physical spinors. The amplitude is therefore unchanged if ε_μ is shifted by any multiple of k_μ. That shift is a gauge transformation of the external photon: in momentum space, A_μ → A_μ + ∂_μχ adds a term proportional to k_μ.</w:t>
+        <w:t>provided every external charged particle is on shell, with physical spinors. The amplitude is therefore unchanged if ε</w:t>
+      </w:r>
+      <w:r>
+        <w:rPr>
+          <w:vertAlign w:val="subscript"/>
+        </w:rPr>
+        <w:t>μ</w:t>
+      </w:r>
+      <w:r>
+        <w:t xml:space="preserve"> is shifted by any multiple of k</w:t>
+      </w:r>
+      <w:r>
+        <w:rPr>
+          <w:vertAlign w:val="subscript"/>
+        </w:rPr>
+        <w:t>μ</w:t>
+      </w:r>
+      <w:r>
+        <w:t>. That shift is a gauge transformation of the external photon: in momentum space, A</w:t>
+      </w:r>
+      <w:r>
+        <w:rPr>
+          <w:vertAlign w:val="subscript"/>
+        </w:rPr>
+        <w:t>μ</w:t>
+      </w:r>
+      <w:r>
+        <w:t xml:space="preserve"> → A</w:t>
+      </w:r>
+      <w:r>
+        <w:rPr>
+          <w:vertAlign w:val="subscript"/>
+        </w:rPr>
+        <w:t>μ</w:t>
+      </w:r>
+      <w:r>
+        <w:t xml:space="preserve"> + ∂</w:t>
+      </w:r>
+      <w:r>
+        <w:rPr>
+          <w:vertAlign w:val="subscript"/>
+        </w:rPr>
+        <w:t>μ</w:t>
+      </w:r>
+      <w:r>
+        <w:t>χ adds a term proportional to k</w:t>
+      </w:r>
+      <w:r>
+        <w:rPr>
+          <w:vertAlign w:val="subscript"/>
+        </w:rPr>
+        <w:t>μ</w:t>
+      </w:r>
+      <w:r>
+        <w:t>.</w:t>
       </w:r>
     </w:p>
     <w:p>
@@ -540,7 +872,25 @@
     </w:p>
     <w:p>
       <w:r>
-        <w:t>Explain why the Ward identity is the statement that a longitudinal photon is neither emitted nor absorbed. A polarization ε_μ ∝ k_μ corresponds to a pure-gauge field, which Lesson 71, Worked example 1, showed carries zero field strength. The identity says the amplitude to emit or absorb that mode vanishes. Only the polarizations that correspond to real electric and magnetic fields are coupled to charges.</w:t>
+        <w:t>Explain why the Ward identity is the statement that a longitudinal photon is neither emitted nor absorbed. A polarization ε</w:t>
+      </w:r>
+      <w:r>
+        <w:rPr>
+          <w:vertAlign w:val="subscript"/>
+        </w:rPr>
+        <w:t>μ</w:t>
+      </w:r>
+      <w:r>
+        <w:t xml:space="preserve"> ∝ k</w:t>
+      </w:r>
+      <w:r>
+        <w:rPr>
+          <w:vertAlign w:val="subscript"/>
+        </w:rPr>
+        <w:t>μ</w:t>
+      </w:r>
+      <w:r>
+        <w:t xml:space="preserve"> corresponds to a pure-gauge field, which Lesson 71, Worked example 1, showed carries zero field strength. The identity says the amplitude to emit or absorb that mode vanishes. Only the polarizations that correspond to real electric and magnetic fields are coupled to charges.</w:t>
       </w:r>
     </w:p>
     <w:p>
@@ -884,7 +1234,16 @@
     </w:p>
     <w:p>
       <w:r>
-        <w:t>Attach a photon of momentum k at every possible point along a charged line, and contract each attachment with k_μ. By Section 2.1, each attachment produces a difference of two terms, and the second term of one attachment cancels the first term of the next. The sum telescopes, leaving only the two ends of the line. With the ends on shell, those vanish or cancel by Section 2.2. This is why the identity concerns the sum over all attachments, not any single diagram.</w:t>
+        <w:t>Attach a photon of momentum k at every possible point along a charged line, and contract each attachment with k</w:t>
+      </w:r>
+      <w:r>
+        <w:rPr>
+          <w:vertAlign w:val="subscript"/>
+        </w:rPr>
+        <w:t>μ</w:t>
+      </w:r>
+      <w:r>
+        <w:t>. By Section 2.1, each attachment produces a difference of two terms, and the second term of one attachment cancels the first term of the next. The sum telescopes, leaving only the two ends of the line. With the ends on shell, those vanish or cancel by Section 2.2. This is why the identity concerns the sum over all attachments, not any single diagram.</w:t>
       </w:r>
     </w:p>
     <w:p>
@@ -905,7 +1264,16 @@
     </w:p>
     <w:p>
       <w:r>
-        <w:t>For e⁻(p) + γ(k) → e⁻(p′) + γ(k′), Lesson 57 used two diagrams: the direct one, in which the electron absorbs k first, and the crossed one, in which it emits k′ first. With the incoming polarization stripped off and the outgoing one written ε′*_ν,</w:t>
+        <w:t>For e⁻(p) + γ(k) → e⁻(p′) + γ(k′), Lesson 57 used two diagrams: the direct one, in which the electron absorbs k first, and the crossed one, in which it emits k′ first. With the incoming polarization stripped off and the outgoing one written ε′*</w:t>
+      </w:r>
+      <w:r>
+        <w:rPr>
+          <w:vertAlign w:val="subscript"/>
+        </w:rPr>
+        <w:t>ν</w:t>
+      </w:r>
+      <w:r>
+        <w:t>,</w:t>
       </w:r>
     </w:p>
     <w:p>
@@ -1131,7 +1499,16 @@
     </w:p>
     <w:p>
       <w:r>
-        <w:t>Contract with k_μ. In the direct term, Section 2.2 gives S(p+k)k̸u(p) = iu(p). In the crossed term, momentum conservation p′ − k = p − k′ lets the outgoing form of Section 2.2 act: ū(p′)k̸S(p − k′) = −iū(p′). Hence</w:t>
+        <w:t>Contract with k</w:t>
+      </w:r>
+      <w:r>
+        <w:rPr>
+          <w:vertAlign w:val="subscript"/>
+        </w:rPr>
+        <w:t>μ</w:t>
+      </w:r>
+      <w:r>
+        <w:t>. In the direct term, Section 2.2 gives S(p+k)k̸u(p) = iu(p). In the crossed term, momentum conservation p′ − k = p − k′ lets the outgoing form of Section 2.2 act: ū(p′)k̸S(p − k′) = −iū(p′). Hence</w:t>
       </w:r>
     </w:p>
     <w:p>
@@ -1335,7 +1712,16 @@
     </w:p>
     <w:p>
       <w:r>
-        <w:t>Neither diagram vanishes by itself. Each is proportional to ū(p′)γ^ν u(p), with opposite signs. The cancellation is the telescoping of Section 2.3 for a line with two attachments.</w:t>
+        <w:t>Neither diagram vanishes by itself. Each is proportional to ū(p′)γ</w:t>
+      </w:r>
+      <w:r>
+        <w:rPr>
+          <w:vertAlign w:val="superscript"/>
+        </w:rPr>
+        <w:t>ν</w:t>
+      </w:r>
+      <w:r>
+        <w:t xml:space="preserve"> u(p), with opposite signs. The cancellation is the telescoping of Section 2.3 for a line with two attachments.</w:t>
       </w:r>
     </w:p>
     <w:p>
@@ -1370,7 +1756,16 @@
     </w:p>
     <w:p>
       <w:r>
-        <w:t>Loops dress both the electron propagator and the vertex. Write the full propagator as i/S̃(p) with S̃⁻¹(p) = p̸ − m₀ − Σ(p), as in Lesson 68, and the full vertex as ieΓ^μ(p′, p). The identity that generalizes Section 2.1 to all orders is</w:t>
+        <w:t>Loops dress both the electron propagator and the vertex. Write the full propagator as i/S̃(p) with S̃⁻¹(p) = p̸ − m₀ − Σ(p), as in Lesson 68, and the full vertex as ieΓ</w:t>
+      </w:r>
+      <w:r>
+        <w:rPr>
+          <w:vertAlign w:val="superscript"/>
+        </w:rPr>
+        <w:t>μ</w:t>
+      </w:r>
+      <w:r>
+        <w:t>(p′, p). The identity that generalizes Section 2.1 to all orders is</w:t>
       </w:r>
     </w:p>
     <w:p>
@@ -1493,7 +1888,25 @@
     </w:p>
     <w:p>
       <w:r>
-        <w:t>It was stated by Ward in 1950 at q = 0 and by Takahashi in 1957 for general q. At tree level, Γ^μ = γ^μ and S̃⁻¹(p) = p̸ − m₀, and both sides equal q̸. This is Section 2.1's rewriting of k̸, now holding to all orders.</w:t>
+        <w:t>It was stated by Ward in 1950 at q = 0 and by Takahashi in 1957 for general q. At tree level, Γ</w:t>
+      </w:r>
+      <w:r>
+        <w:rPr>
+          <w:vertAlign w:val="superscript"/>
+        </w:rPr>
+        <w:t>μ</w:t>
+      </w:r>
+      <w:r>
+        <w:t xml:space="preserve"> = γ</w:t>
+      </w:r>
+      <w:r>
+        <w:rPr>
+          <w:vertAlign w:val="superscript"/>
+        </w:rPr>
+        <w:t>μ</w:t>
+      </w:r>
+      <w:r>
+        <w:t xml:space="preserve"> and S̃⁻¹(p) = p̸ − m₀, and both sides equal q̸. This is Section 2.1's rewriting of k̸, now holding to all orders.</w:t>
       </w:r>
     </w:p>
     <w:p>
@@ -1506,7 +1919,52 @@
     </w:p>
     <w:p>
       <w:r>
-        <w:t>The identity is current conservation, ∂_μj^μ = 0, used inside a time-ordered product. Write the correlation function of j^μ(x) with an electron field ψ(y) and ψ̄(z), and take ∂/∂x^μ. If the derivative acted only on j^μ, the result would be zero. It also acts on the step functions that define the time ordering, and those produce equal-time commutators. The commutator [j⁰(x), ψ(y)] at equal times is −δ³(x − y)ψ(y), the statement that ψ removes one unit of charge. The two contact terms, one at y and one at z, become the two inverse propagators in Section 4.1 after Fourier transformation. This course gives only the sketch. The step functions and the factors of i are carried in full in the field-theory texts named in the Bibliography.</w:t>
+        <w:t>The identity is current conservation, ∂</w:t>
+      </w:r>
+      <w:r>
+        <w:rPr>
+          <w:vertAlign w:val="subscript"/>
+        </w:rPr>
+        <w:t>μ</w:t>
+      </w:r>
+      <w:r>
+        <w:t>j</w:t>
+      </w:r>
+      <w:r>
+        <w:rPr>
+          <w:vertAlign w:val="superscript"/>
+        </w:rPr>
+        <w:t>μ</w:t>
+      </w:r>
+      <w:r>
+        <w:t xml:space="preserve"> = 0, used inside a time-ordered product. Write the correlation function of j</w:t>
+      </w:r>
+      <w:r>
+        <w:rPr>
+          <w:vertAlign w:val="superscript"/>
+        </w:rPr>
+        <w:t>μ</w:t>
+      </w:r>
+      <w:r>
+        <w:t>(x) with an electron field ψ(y) and ψ̄(z), and take ∂/∂x</w:t>
+      </w:r>
+      <w:r>
+        <w:rPr>
+          <w:vertAlign w:val="superscript"/>
+        </w:rPr>
+        <w:t>μ</w:t>
+      </w:r>
+      <w:r>
+        <w:t>. If the derivative acted only on j</w:t>
+      </w:r>
+      <w:r>
+        <w:rPr>
+          <w:vertAlign w:val="superscript"/>
+        </w:rPr>
+        <w:t>μ</w:t>
+      </w:r>
+      <w:r>
+        <w:t>, the result would be zero. It also acts on the step functions that define the time ordering, and those produce equal-time commutators. The commutator [j⁰(x), ψ(y)] at equal times is −δ³(x − y)ψ(y), the statement that ψ removes one unit of charge. The two contact terms, one at y and one at z, become the two inverse propagators in Section 4.1 after Fourier transformation. This course gives only the sketch. The step functions and the factors of i are carried in full in the field-theory texts named in the Bibliography.</w:t>
       </w:r>
     </w:p>
     <w:p>
@@ -1671,7 +2129,43 @@
     </w:p>
     <w:p>
       <w:r>
-        <w:t>Verify Section 4.3 at tree level and interpret it. With Σ = 0, ∂(p̸ − m₀)/∂p_μ = γ^μ, so Γ^μ(p, p) = γ^μ. Physically, a photon of zero momentum couples to the total charge, and the total charge is fixed by how the electron's energy changes when its momentum is shifted. That shift is exactly what a constant vector potential does, by p → p − eA.</w:t>
+        <w:t>Verify Section 4.3 at tree level and interpret it. With Σ = 0, ∂(p̸ − m₀)/∂p</w:t>
+      </w:r>
+      <w:r>
+        <w:rPr>
+          <w:vertAlign w:val="subscript"/>
+        </w:rPr>
+        <w:t>μ</w:t>
+      </w:r>
+      <w:r>
+        <w:t xml:space="preserve"> = γ</w:t>
+      </w:r>
+      <w:r>
+        <w:rPr>
+          <w:vertAlign w:val="superscript"/>
+        </w:rPr>
+        <w:t>μ</w:t>
+      </w:r>
+      <w:r>
+        <w:t>, so Γ</w:t>
+      </w:r>
+      <w:r>
+        <w:rPr>
+          <w:vertAlign w:val="superscript"/>
+        </w:rPr>
+        <w:t>μ</w:t>
+      </w:r>
+      <w:r>
+        <w:t>(p, p) = γ</w:t>
+      </w:r>
+      <w:r>
+        <w:rPr>
+          <w:vertAlign w:val="superscript"/>
+        </w:rPr>
+        <w:t>μ</w:t>
+      </w:r>
+      <w:r>
+        <w:t>. Physically, a photon of zero momentum couples to the total charge, and the total charge is fixed by how the electron's energy changes when its momentum is shifted. That shift is exactly what a constant vector potential does, by p → p − eA.</w:t>
       </w:r>
     </w:p>
     <w:p>
@@ -1692,7 +2186,25 @@
     </w:p>
     <w:p>
       <w:r>
-        <w:t>Near the physical mass, Lesson 68 wrote the inverse propagator as S̃⁻¹(p) ≈ Z₂⁻¹(p̸ − m). Define Z₁ by the vertex at zero momentum transfer between on-shell electrons: Γ^μ(p, p) = Z₁⁻¹γ^μ. Both constants depend on the cutoff and, by Lesson 71, on ξ.</w:t>
+        <w:t>Near the physical mass, Lesson 68 wrote the inverse propagator as S̃⁻¹(p) ≈ Z₂⁻¹(p̸ − m). Define Z₁ by the vertex at zero momentum transfer between on-shell electrons: Γ</w:t>
+      </w:r>
+      <w:r>
+        <w:rPr>
+          <w:vertAlign w:val="superscript"/>
+        </w:rPr>
+        <w:t>μ</w:t>
+      </w:r>
+      <w:r>
+        <w:t>(p, p) = Z₁⁻¹γ</w:t>
+      </w:r>
+      <w:r>
+        <w:rPr>
+          <w:vertAlign w:val="superscript"/>
+        </w:rPr>
+        <w:t>μ</w:t>
+      </w:r>
+      <w:r>
+        <w:t>. Both constants depend on the cutoff and, by Lesson 71, on ξ.</w:t>
       </w:r>
     </w:p>
     <w:p>
@@ -1705,7 +2217,34 @@
     </w:p>
     <w:p>
       <w:r>
-        <w:t>Differentiating Z₂⁻¹(p̸ − m) gives Z₂⁻¹γ^μ. By Section 4.3 this equals Γ^μ(p, p) = Z₁⁻¹γ^μ, so</w:t>
+        <w:t>Differentiating Z₂⁻¹(p̸ − m) gives Z₂⁻¹γ</w:t>
+      </w:r>
+      <w:r>
+        <w:rPr>
+          <w:vertAlign w:val="superscript"/>
+        </w:rPr>
+        <w:t>μ</w:t>
+      </w:r>
+      <w:r>
+        <w:t>. By Section 4.3 this equals Γ</w:t>
+      </w:r>
+      <w:r>
+        <w:rPr>
+          <w:vertAlign w:val="superscript"/>
+        </w:rPr>
+        <w:t>μ</w:t>
+      </w:r>
+      <w:r>
+        <w:t>(p, p) = Z₁⁻¹γ</w:t>
+      </w:r>
+      <w:r>
+        <w:rPr>
+          <w:vertAlign w:val="superscript"/>
+        </w:rPr>
+        <w:t>μ</w:t>
+      </w:r>
+      <w:r>
+        <w:t>, so</w:t>
       </w:r>
     </w:p>
     <w:p>
@@ -2003,7 +2542,70 @@
     </w:p>
     <w:p>
       <w:r>
-        <w:t>Contracted with ℳ^μℳ^ν*, the extra terms contain k_μℳ^μ or k_νℳ^ν*, and both vanish by the Ward identity. This justifies Lesson 52's replacement of the physical sum by −g_μν, provided the Ward identity holds for ℳ, which requires the full gauge-invariant set of diagrams.</w:t>
+        <w:t>Contracted with ℳ</w:t>
+      </w:r>
+      <w:r>
+        <w:rPr>
+          <w:vertAlign w:val="superscript"/>
+        </w:rPr>
+        <w:t>μ</w:t>
+      </w:r>
+      <w:r>
+        <w:t>ℳ</w:t>
+      </w:r>
+      <w:r>
+        <w:rPr>
+          <w:vertAlign w:val="superscript"/>
+        </w:rPr>
+        <w:t>ν*</w:t>
+      </w:r>
+      <w:r>
+        <w:t>, the extra terms contain k</w:t>
+      </w:r>
+      <w:r>
+        <w:rPr>
+          <w:vertAlign w:val="subscript"/>
+        </w:rPr>
+        <w:t>μ</w:t>
+      </w:r>
+      <w:r>
+        <w:t>ℳ</w:t>
+      </w:r>
+      <w:r>
+        <w:rPr>
+          <w:vertAlign w:val="superscript"/>
+        </w:rPr>
+        <w:t>μ</w:t>
+      </w:r>
+      <w:r>
+        <w:t xml:space="preserve"> or k</w:t>
+      </w:r>
+      <w:r>
+        <w:rPr>
+          <w:vertAlign w:val="subscript"/>
+        </w:rPr>
+        <w:t>ν</w:t>
+      </w:r>
+      <w:r>
+        <w:t>ℳ</w:t>
+      </w:r>
+      <w:r>
+        <w:rPr>
+          <w:vertAlign w:val="superscript"/>
+        </w:rPr>
+        <w:t>ν*</w:t>
+      </w:r>
+      <w:r>
+        <w:t>, and both vanish by the Ward identity. This justifies Lesson 52's replacement of the physical sum by −g</w:t>
+      </w:r>
+      <w:r>
+        <w:rPr>
+          <w:vertAlign w:val="subscript"/>
+        </w:rPr>
+        <w:t>μν</w:t>
+      </w:r>
+      <w:r>
+        <w:t>, provided the Ward identity holds for ℳ, which requires the full gauge-invariant set of diagrams.</w:t>
       </w:r>
     </w:p>
     <w:p>
@@ -2016,7 +2618,43 @@
     </w:p>
     <w:p>
       <w:r>
-        <w:t>Lesson 71's propagator differs between gauges only by a term proportional to k_μk_ν. When an internal photon connects two subsets of the diagram, each subset obeys a Ward identity in its own momentum, provided the full set of attachments is summed. The k_μk_ν term then contracts to zero. Lesson 73 assembles this into the statement that observables are independent of ξ.</w:t>
+        <w:t>Lesson 71's propagator differs between gauges only by a term proportional to k</w:t>
+      </w:r>
+      <w:r>
+        <w:rPr>
+          <w:vertAlign w:val="subscript"/>
+        </w:rPr>
+        <w:t>μ</w:t>
+      </w:r>
+      <w:r>
+        <w:t>k</w:t>
+      </w:r>
+      <w:r>
+        <w:rPr>
+          <w:vertAlign w:val="subscript"/>
+        </w:rPr>
+        <w:t>ν</w:t>
+      </w:r>
+      <w:r>
+        <w:t>. When an internal photon connects two subsets of the diagram, each subset obeys a Ward identity in its own momentum, provided the full set of attachments is summed. The k</w:t>
+      </w:r>
+      <w:r>
+        <w:rPr>
+          <w:vertAlign w:val="subscript"/>
+        </w:rPr>
+        <w:t>μ</w:t>
+      </w:r>
+      <w:r>
+        <w:t>k</w:t>
+      </w:r>
+      <w:r>
+        <w:rPr>
+          <w:vertAlign w:val="subscript"/>
+        </w:rPr>
+        <w:t>ν</w:t>
+      </w:r>
+      <w:r>
+        <w:t xml:space="preserve"> term then contracts to zero. Lesson 73 assembles this into the statement that observables are independent of ξ.</w:t>
       </w:r>
     </w:p>
     <w:p>
@@ -2029,7 +2667,61 @@
     </w:p>
     <w:p>
       <w:r>
-        <w:t>Apply the identity to the two-photon function. Contracting either photon index with its momentum gives zero, so q_μΠ^μν(q) = 0, and Lesson 63's expectation that Π^μν = (q²g^μν − q^μq^ν)Π(q²) is a theorem. Its consequence, that the photon remains massless after renormalization, is the subject of Exercise 12.</w:t>
+        <w:t>Apply the identity to the two-photon function. Contracting either photon index with its momentum gives zero, so q</w:t>
+      </w:r>
+      <w:r>
+        <w:rPr>
+          <w:vertAlign w:val="subscript"/>
+        </w:rPr>
+        <w:t>μ</w:t>
+      </w:r>
+      <w:r>
+        <w:t>Π</w:t>
+      </w:r>
+      <w:r>
+        <w:rPr>
+          <w:vertAlign w:val="superscript"/>
+        </w:rPr>
+        <w:t>μν</w:t>
+      </w:r>
+      <w:r>
+        <w:t>(q) = 0, and Lesson 63's expectation that Π</w:t>
+      </w:r>
+      <w:r>
+        <w:rPr>
+          <w:vertAlign w:val="superscript"/>
+        </w:rPr>
+        <w:t>μν</w:t>
+      </w:r>
+      <w:r>
+        <w:t xml:space="preserve"> = (q²g</w:t>
+      </w:r>
+      <w:r>
+        <w:rPr>
+          <w:vertAlign w:val="superscript"/>
+        </w:rPr>
+        <w:t>μν</w:t>
+      </w:r>
+      <w:r>
+        <w:t xml:space="preserve"> − q</w:t>
+      </w:r>
+      <w:r>
+        <w:rPr>
+          <w:vertAlign w:val="superscript"/>
+        </w:rPr>
+        <w:t>μ</w:t>
+      </w:r>
+      <w:r>
+        <w:t>q</w:t>
+      </w:r>
+      <w:r>
+        <w:rPr>
+          <w:vertAlign w:val="superscript"/>
+        </w:rPr>
+        <w:t>ν</w:t>
+      </w:r>
+      <w:r>
+        <w:t>)Π(q²) is a theorem. Its consequence, that the photon remains massless after renormalization, is the subject of Exercise 12.</w:t>
       </w:r>
     </w:p>
     <w:p>
@@ -2043,7 +2735,61 @@
     </w:p>
     <w:p>
       <w:r>
-        <w:t>Show that the Ward identity forbids a photon mass term from being generated by loops. A mass would appear in the full propagator as an extra term Π^μν ⊃ M²g^μν that does not vanish at q = 0. But q_μ(M²g^μν) = M²q^ν ≠ 0, which contradicts transversality. Hence Π^μν must vanish at q = 0 like q², and the pole of the full photon propagator stays at q² = 0. Gauge invariance protects the photon's masslessness to all orders.</w:t>
+        <w:t>Show that the Ward identity forbids a photon mass term from being generated by loops. A mass would appear in the full propagator as an extra term Π</w:t>
+      </w:r>
+      <w:r>
+        <w:rPr>
+          <w:vertAlign w:val="superscript"/>
+        </w:rPr>
+        <w:t>μν</w:t>
+      </w:r>
+      <w:r>
+        <w:t xml:space="preserve"> ⊃ M²g</w:t>
+      </w:r>
+      <w:r>
+        <w:rPr>
+          <w:vertAlign w:val="superscript"/>
+        </w:rPr>
+        <w:t>μν</w:t>
+      </w:r>
+      <w:r>
+        <w:t xml:space="preserve"> that does not vanish at q = 0. But q</w:t>
+      </w:r>
+      <w:r>
+        <w:rPr>
+          <w:vertAlign w:val="subscript"/>
+        </w:rPr>
+        <w:t>μ</w:t>
+      </w:r>
+      <w:r>
+        <w:t>(M²g</w:t>
+      </w:r>
+      <w:r>
+        <w:rPr>
+          <w:vertAlign w:val="superscript"/>
+        </w:rPr>
+        <w:t>μν</w:t>
+      </w:r>
+      <w:r>
+        <w:t>) = M²q</w:t>
+      </w:r>
+      <w:r>
+        <w:rPr>
+          <w:vertAlign w:val="superscript"/>
+        </w:rPr>
+        <w:t>ν</w:t>
+      </w:r>
+      <w:r>
+        <w:t xml:space="preserve"> ≠ 0, which contradicts transversality. Hence Π</w:t>
+      </w:r>
+      <w:r>
+        <w:rPr>
+          <w:vertAlign w:val="superscript"/>
+        </w:rPr>
+        <w:t>μν</w:t>
+      </w:r>
+      <w:r>
+        <w:t xml:space="preserve"> must vanish at q = 0 like q², and the pole of the full photon propagator stays at q² = 0. Gauge invariance protects the photon's masslessness to all orders.</w:t>
       </w:r>
     </w:p>
     <w:p>
@@ -2056,7 +2802,16 @@
     </w:p>
     <w:p>
       <w:r>
-        <w:t>This lesson proved the identity explicitly at tree level for Compton scattering and sketched the all-orders proof. It did not handle regularization: the identity survives quantization only if the regulator respects it, which is why Lesson 69 required a gauge-respecting regulator. It has not discussed anomalies. The vector current of QED satisfies its Ward identity to all orders, but the axial current γ^μγ⁵ does not. Its anomaly, found by Adler, Bell, and Jackiw in 1969, is quoted here and not derived.</w:t>
+        <w:t>This lesson proved the identity explicitly at tree level for Compton scattering and sketched the all-orders proof. It did not handle regularization: the identity survives quantization only if the regulator respects it, which is why Lesson 69 required a gauge-respecting regulator. It has not discussed anomalies. The vector current of QED satisfies its Ward identity to all orders, but the axial current γ</w:t>
+      </w:r>
+      <w:r>
+        <w:rPr>
+          <w:vertAlign w:val="superscript"/>
+        </w:rPr>
+        <w:t>μ</w:t>
+      </w:r>
+      <w:r>
+        <w:t>γ⁵ does not. Its anomaly, found by Adler, Bell, and Jackiw in 1969, is quoted here and not derived.</w:t>
       </w:r>
     </w:p>
     <w:p>
@@ -2140,7 +2895,25 @@
           </w:tcPr>
           <w:p>
             <w:r>
-              <w:t>k_μℳ^μ = 0 with on-shell charged particles</w:t>
+              <w:t>k</w:t>
+            </w:r>
+            <w:r>
+              <w:rPr>
+                <w:vertAlign w:val="subscript"/>
+              </w:rPr>
+              <w:t>μ</w:t>
+            </w:r>
+            <w:r>
+              <w:t>ℳ</w:t>
+            </w:r>
+            <w:r>
+              <w:rPr>
+                <w:vertAlign w:val="superscript"/>
+              </w:rPr>
+              <w:t>μ</w:t>
+            </w:r>
+            <w:r>
+              <w:t xml:space="preserve"> = 0 with on-shell charged particles</w:t>
             </w:r>
           </w:p>
         </w:tc>
@@ -2214,7 +2987,25 @@
           </w:tcPr>
           <w:p>
             <w:r>
-              <w:t>q_μΓ^μ(p+q, p) = S̃⁻¹(p+q) − S̃⁻¹(p)</w:t>
+              <w:t>q</w:t>
+            </w:r>
+            <w:r>
+              <w:rPr>
+                <w:vertAlign w:val="subscript"/>
+              </w:rPr>
+              <w:t>μ</w:t>
+            </w:r>
+            <w:r>
+              <w:t>Γ</w:t>
+            </w:r>
+            <w:r>
+              <w:rPr>
+                <w:vertAlign w:val="superscript"/>
+              </w:rPr>
+              <w:t>μ</w:t>
+            </w:r>
+            <w:r>
+              <w:t>(p+q, p) = S̃⁻¹(p+q) − S̃⁻¹(p)</w:t>
             </w:r>
           </w:p>
         </w:tc>
@@ -2288,7 +3079,25 @@
           </w:tcPr>
           <w:p>
             <w:r>
-              <w:t>q_μΠ^μν = 0, massless photon</w:t>
+              <w:t>q</w:t>
+            </w:r>
+            <w:r>
+              <w:rPr>
+                <w:vertAlign w:val="subscript"/>
+              </w:rPr>
+              <w:t>μ</w:t>
+            </w:r>
+            <w:r>
+              <w:t>Π</w:t>
+            </w:r>
+            <w:r>
+              <w:rPr>
+                <w:vertAlign w:val="superscript"/>
+              </w:rPr>
+              <w:t>μν</w:t>
+            </w:r>
+            <w:r>
+              <w:t xml:space="preserve"> = 0, massless photon</w:t>
             </w:r>
           </w:p>
         </w:tc>
@@ -2325,7 +3134,25 @@
           </w:tcPr>
           <w:p>
             <w:r>
-              <w:t>k_μk_ν terms drop out</w:t>
+              <w:t>k</w:t>
+            </w:r>
+            <w:r>
+              <w:rPr>
+                <w:vertAlign w:val="subscript"/>
+              </w:rPr>
+              <w:t>μ</w:t>
+            </w:r>
+            <w:r>
+              <w:t>k</w:t>
+            </w:r>
+            <w:r>
+              <w:rPr>
+                <w:vertAlign w:val="subscript"/>
+              </w:rPr>
+              <w:t>ν</w:t>
+            </w:r>
+            <w:r>
+              <w:t xml:space="preserve"> terms drop out</w:t>
             </w:r>
           </w:p>
         </w:tc>
@@ -2366,7 +3193,25 @@
         </w:numPr>
       </w:pPr>
       <w:r>
-        <w:t>The Ward identity, k_μℳ^μ(k) = 0, holds for amplitudes with on-shell charged particles and expresses current conservation and gauge invariance.</w:t>
+        <w:t>The Ward identity, k</w:t>
+      </w:r>
+      <w:r>
+        <w:rPr>
+          <w:vertAlign w:val="subscript"/>
+        </w:rPr>
+        <w:t>μ</w:t>
+      </w:r>
+      <w:r>
+        <w:t>ℳ</w:t>
+      </w:r>
+      <w:r>
+        <w:rPr>
+          <w:vertAlign w:val="superscript"/>
+        </w:rPr>
+        <w:t>μ</w:t>
+      </w:r>
+      <w:r>
+        <w:t>(k) = 0, holds for amplitudes with on-shell charged particles and expresses current conservation and gauge invariance.</w:t>
       </w:r>
     </w:p>
     <w:p>
@@ -2390,7 +3235,16 @@
         </w:numPr>
       </w:pPr>
       <w:r>
-        <w:t>In Compton scattering the two diagrams contribute ±i(ie)²ū(p′)γ^ν u(p) and cancel.</w:t>
+        <w:t>In Compton scattering the two diagrams contribute ±i(ie)²ū(p′)γ</w:t>
+      </w:r>
+      <w:r>
+        <w:rPr>
+          <w:vertAlign w:val="superscript"/>
+        </w:rPr>
+        <w:t>ν</w:t>
+      </w:r>
+      <w:r>
+        <w:t xml:space="preserve"> u(p) and cancel.</w:t>
       </w:r>
     </w:p>
     <w:p>
@@ -2402,7 +3256,43 @@
         </w:numPr>
       </w:pPr>
       <w:r>
-        <w:t>The Ward–Takahashi identity q_μΓ^μ = S̃⁻¹(p+q) − S̃⁻¹(p) gives Γ^μ(p, p) = ∂S̃⁻¹/∂p_μ at q = 0.</w:t>
+        <w:t>The Ward–Takahashi identity q</w:t>
+      </w:r>
+      <w:r>
+        <w:rPr>
+          <w:vertAlign w:val="subscript"/>
+        </w:rPr>
+        <w:t>μ</w:t>
+      </w:r>
+      <w:r>
+        <w:t>Γ</w:t>
+      </w:r>
+      <w:r>
+        <w:rPr>
+          <w:vertAlign w:val="superscript"/>
+        </w:rPr>
+        <w:t>μ</w:t>
+      </w:r>
+      <w:r>
+        <w:t xml:space="preserve"> = S̃⁻¹(p+q) − S̃⁻¹(p) gives Γ</w:t>
+      </w:r>
+      <w:r>
+        <w:rPr>
+          <w:vertAlign w:val="superscript"/>
+        </w:rPr>
+        <w:t>μ</w:t>
+      </w:r>
+      <w:r>
+        <w:t>(p, p) = ∂S̃⁻¹/∂p</w:t>
+      </w:r>
+      <w:r>
+        <w:rPr>
+          <w:vertAlign w:val="subscript"/>
+        </w:rPr>
+        <w:t>μ</w:t>
+      </w:r>
+      <w:r>
+        <w:t xml:space="preserve"> at q = 0.</w:t>
       </w:r>
     </w:p>
     <w:p>
@@ -2426,7 +3316,16 @@
         </w:numPr>
       </w:pPr>
       <w:r>
-        <w:t>The identity justifies the −g_μν polarization sum, ξ-independence, and the transversality and masslessness of the photon.</w:t>
+        <w:t>The identity justifies the −g</w:t>
+      </w:r>
+      <w:r>
+        <w:rPr>
+          <w:vertAlign w:val="subscript"/>
+        </w:rPr>
+        <w:t>μν</w:t>
+      </w:r>
+      <w:r>
+        <w:t xml:space="preserve"> polarization sum, ξ-independence, and the transversality and masslessness of the photon.</w:t>
       </w:r>
     </w:p>
     <w:p>
@@ -2527,7 +3426,58 @@
           </w:tcPr>
           <w:p>
             <w:r>
-              <w:t>Show that shifting ε_μ → ε_μ + ck_μ leaves iℳ unchanged if k_μℳ^μ = 0.</w:t>
+              <w:rPr>
+                <w:b/>
+              </w:rPr>
+              <w:t>Core.</w:t>
+            </w:r>
+            <w:r>
+              <w:t xml:space="preserve"> Show that shifting ε</w:t>
+            </w:r>
+            <w:r>
+              <w:rPr>
+                <w:vertAlign w:val="subscript"/>
+              </w:rPr>
+              <w:t>μ</w:t>
+            </w:r>
+            <w:r>
+              <w:t xml:space="preserve"> → ε</w:t>
+            </w:r>
+            <w:r>
+              <w:rPr>
+                <w:vertAlign w:val="subscript"/>
+              </w:rPr>
+              <w:t>μ</w:t>
+            </w:r>
+            <w:r>
+              <w:t xml:space="preserve"> + ck</w:t>
+            </w:r>
+            <w:r>
+              <w:rPr>
+                <w:vertAlign w:val="subscript"/>
+              </w:rPr>
+              <w:t>μ</w:t>
+            </w:r>
+            <w:r>
+              <w:t xml:space="preserve"> leaves iℳ unchanged if k</w:t>
+            </w:r>
+            <w:r>
+              <w:rPr>
+                <w:vertAlign w:val="subscript"/>
+              </w:rPr>
+              <w:t>μ</w:t>
+            </w:r>
+            <w:r>
+              <w:t>ℳ</w:t>
+            </w:r>
+            <w:r>
+              <w:rPr>
+                <w:vertAlign w:val="superscript"/>
+              </w:rPr>
+              <w:t>μ</w:t>
+            </w:r>
+            <w:r>
+              <w:t xml:space="preserve"> = 0.</w:t>
             </w:r>
           </w:p>
         </w:tc>
@@ -2565,7 +3515,13 @@
           </w:tcPr>
           <w:p>
             <w:r>
-              <w:t>Derive S(p+k)k̸S(p) = i[S(p) − S(p+k)] from k̸ = (p̸ + k̸ − m) − (p̸ − m).</w:t>
+              <w:rPr>
+                <w:b/>
+              </w:rPr>
+              <w:t>Extension.</w:t>
+            </w:r>
+            <w:r>
+              <w:t xml:space="preserve"> Derive S(p+k)k̸S(p) = i[S(p) − S(p+k)] from k̸ = (p̸ + k̸ − m) − (p̸ − m).</w:t>
             </w:r>
           </w:p>
         </w:tc>
@@ -2601,7 +3557,13 @@
           </w:tcPr>
           <w:p>
             <w:r>
-              <w:t>Show S(p+k)k̸u(p) = iu(p) and ū(p′)k̸S(p′ − k) = −iū(p′).</w:t>
+              <w:rPr>
+                <w:b/>
+              </w:rPr>
+              <w:t>Core.</w:t>
+            </w:r>
+            <w:r>
+              <w:t xml:space="preserve"> Show S(p+k)k̸u(p) = iu(p) and ū(p′)k̸S(p′ − k) = −iū(p′).</w:t>
             </w:r>
           </w:p>
         </w:tc>
@@ -2639,7 +3601,13 @@
           </w:tcPr>
           <w:p>
             <w:r>
-              <w:t>Carry out Section 3.2 for Compton scattering, writing each diagram explicitly.</w:t>
+              <w:rPr>
+                <w:b/>
+              </w:rPr>
+              <w:t>Extension.</w:t>
+            </w:r>
+            <w:r>
+              <w:t xml:space="preserve"> Carry out Section 3.2 for Compton scattering, writing each diagram explicitly.</w:t>
             </w:r>
           </w:p>
         </w:tc>
@@ -2675,7 +3643,13 @@
           </w:tcPr>
           <w:p>
             <w:r>
-              <w:t>Repeat Exercise 4 contracting the outgoing photon, ε′* → k′, instead of the incoming one.</w:t>
+              <w:rPr>
+                <w:b/>
+              </w:rPr>
+              <w:t>Extension.</w:t>
+            </w:r>
+            <w:r>
+              <w:t xml:space="preserve"> Repeat Exercise 4 contracting the outgoing photon, ε′* → k′, instead of the incoming one.</w:t>
             </w:r>
           </w:p>
         </w:tc>
@@ -2713,7 +3687,13 @@
           </w:tcPr>
           <w:p>
             <w:r>
-              <w:t>For a line with three photon attachments, write the telescoping sum explicitly and show that only the end terms survive.</w:t>
+              <w:rPr>
+                <w:b/>
+              </w:rPr>
+              <w:t>Extension.</w:t>
+            </w:r>
+            <w:r>
+              <w:t xml:space="preserve"> For a line with three photon attachments, write the telescoping sum explicitly and show that only the end terms survive.</w:t>
             </w:r>
           </w:p>
         </w:tc>
@@ -2749,7 +3729,13 @@
           </w:tcPr>
           <w:p>
             <w:r>
-              <w:t>Verify the Ward–Takahashi identity at tree level.</w:t>
+              <w:rPr>
+                <w:b/>
+              </w:rPr>
+              <w:t>Core.</w:t>
+            </w:r>
+            <w:r>
+              <w:t xml:space="preserve"> Verify the Ward–Takahashi identity at tree level.</w:t>
             </w:r>
           </w:p>
         </w:tc>
@@ -2787,7 +3773,31 @@
           </w:tcPr>
           <w:p>
             <w:r>
-              <w:t>Derive Ward's form Γ^μ(p, p) = ∂S̃⁻¹/∂p_μ from the Ward–Takahashi identity.</w:t>
+              <w:rPr>
+                <w:b/>
+              </w:rPr>
+              <w:t>Extension.</w:t>
+            </w:r>
+            <w:r>
+              <w:t xml:space="preserve"> Derive Ward's form Γ</w:t>
+            </w:r>
+            <w:r>
+              <w:rPr>
+                <w:vertAlign w:val="superscript"/>
+              </w:rPr>
+              <w:t>μ</w:t>
+            </w:r>
+            <w:r>
+              <w:t>(p, p) = ∂S̃⁻¹/∂p</w:t>
+            </w:r>
+            <w:r>
+              <w:rPr>
+                <w:vertAlign w:val="subscript"/>
+              </w:rPr>
+              <w:t>μ</w:t>
+            </w:r>
+            <w:r>
+              <w:t xml:space="preserve"> from the Ward–Takahashi identity.</w:t>
             </w:r>
           </w:p>
         </w:tc>
@@ -2823,7 +3833,13 @@
           </w:tcPr>
           <w:p>
             <w:r>
-              <w:t>Derive Z₁ = Z₂ from Exercise 8 and S̃⁻¹ ≈ Z₂⁻¹(p̸ − m).</w:t>
+              <w:rPr>
+                <w:b/>
+              </w:rPr>
+              <w:t>Extension.</w:t>
+            </w:r>
+            <w:r>
+              <w:t xml:space="preserve"> Derive Z₁ = Z₂ from Exercise 8 and S̃⁻¹ ≈ Z₂⁻¹(p̸ − m).</w:t>
             </w:r>
           </w:p>
         </w:tc>
@@ -2861,7 +3877,13 @@
           </w:tcPr>
           <w:p>
             <w:r>
-              <w:t>Show that e = e₀Z₂√Z₃/Z₁ reduces to e = √Z₃e₀, and explain why this makes the charge renormalization the same for the electron and the muon.</w:t>
+              <w:rPr>
+                <w:b/>
+              </w:rPr>
+              <w:t>Core.</w:t>
+            </w:r>
+            <w:r>
+              <w:t xml:space="preserve"> Show that e = e₀Z₂√Z₃/Z₁ reduces to e = √Z₃e₀, and explain why this makes the charge renormalization the same for the electron and the muon.</w:t>
             </w:r>
           </w:p>
         </w:tc>
@@ -2897,7 +3919,22 @@
           </w:tcPr>
           <w:p>
             <w:r>
-              <w:t>Verify that the polarization-sum formula of Section 6.1 gives zero when contracted with k^μ, and that it reproduces ε¹ε¹ + ε²ε² for k along the z axis.</w:t>
+              <w:rPr>
+                <w:b/>
+              </w:rPr>
+              <w:t>Core.</w:t>
+            </w:r>
+            <w:r>
+              <w:t xml:space="preserve"> Verify that the polarization-sum formula of Section 6.1 gives zero when contracted with k</w:t>
+            </w:r>
+            <w:r>
+              <w:rPr>
+                <w:vertAlign w:val="superscript"/>
+              </w:rPr>
+              <w:t>μ</w:t>
+            </w:r>
+            <w:r>
+              <w:t>, and that it reproduces ε¹ε¹ + ε²ε² for k along the z axis.</w:t>
             </w:r>
           </w:p>
         </w:tc>
@@ -2935,7 +3972,31 @@
           </w:tcPr>
           <w:p>
             <w:r>
-              <w:t>Show that a term M²g^μν in Π^μν violates transversality, and conclude that the photon stays massless.</w:t>
+              <w:rPr>
+                <w:b/>
+              </w:rPr>
+              <w:t>Core.</w:t>
+            </w:r>
+            <w:r>
+              <w:t xml:space="preserve"> Show that a term M²g</w:t>
+            </w:r>
+            <w:r>
+              <w:rPr>
+                <w:vertAlign w:val="superscript"/>
+              </w:rPr>
+              <w:t>μν</w:t>
+            </w:r>
+            <w:r>
+              <w:t xml:space="preserve"> in Π</w:t>
+            </w:r>
+            <w:r>
+              <w:rPr>
+                <w:vertAlign w:val="superscript"/>
+              </w:rPr>
+              <w:t>μν</w:t>
+            </w:r>
+            <w:r>
+              <w:t xml:space="preserve"> violates transversality, and conclude that the photon stays massless.</w:t>
             </w:r>
           </w:p>
         </w:tc>
@@ -2971,7 +4032,13 @@
           </w:tcPr>
           <w:p>
             <w:r>
-              <w:t>Challenge: Explain why the Ward identity can fail for a single diagram even when it holds for the sum, using Compton scattering as the example, and why a regulator that broke the identity would produce a photon mass.</w:t>
+              <w:rPr>
+                <w:b/>
+              </w:rPr>
+              <w:t>Challenge.</w:t>
+            </w:r>
+            <w:r>
+              <w:t xml:space="preserve"> Explain why the Ward identity can fail for a single diagram even when it holds for the sum, using Compton scattering as the example, and why a regulator that broke the identity would produce a photon mass.</w:t>
             </w:r>
           </w:p>
         </w:tc>
@@ -2988,6 +4055,14 @@
     <w:p>
       <w:r>
         <w:rPr>
+          <w:i/>
+        </w:rPr>
+        <w:t>Attempt each exercise before reading its solution. If you are stuck, read only the first sentence of the solution, then try again.</w:t>
+      </w:r>
+    </w:p>
+    <w:p>
+      <w:r>
+        <w:rPr>
           <w:b/>
         </w:rPr>
         <w:t>1.</w:t>
@@ -2996,7 +4071,88 @@
         <w:t xml:space="preserve"> </w:t>
       </w:r>
       <w:r>
-        <w:t>iℳ → (ε_μ + ck_μ)ℳ^μ = ε_μℳ^μ + c k_μℳ^μ = ε_μℳ^μ.</w:t>
+        <w:t>iℳ → (ε</w:t>
+      </w:r>
+      <w:r>
+        <w:rPr>
+          <w:vertAlign w:val="subscript"/>
+        </w:rPr>
+        <w:t>μ</w:t>
+      </w:r>
+      <w:r>
+        <w:t xml:space="preserve"> + ck</w:t>
+      </w:r>
+      <w:r>
+        <w:rPr>
+          <w:vertAlign w:val="subscript"/>
+        </w:rPr>
+        <w:t>μ</w:t>
+      </w:r>
+      <w:r>
+        <w:t>)ℳ</w:t>
+      </w:r>
+      <w:r>
+        <w:rPr>
+          <w:vertAlign w:val="superscript"/>
+        </w:rPr>
+        <w:t>μ</w:t>
+      </w:r>
+      <w:r>
+        <w:t xml:space="preserve"> = ε</w:t>
+      </w:r>
+      <w:r>
+        <w:rPr>
+          <w:vertAlign w:val="subscript"/>
+        </w:rPr>
+        <w:t>μ</w:t>
+      </w:r>
+      <w:r>
+        <w:t>ℳ</w:t>
+      </w:r>
+      <w:r>
+        <w:rPr>
+          <w:vertAlign w:val="superscript"/>
+        </w:rPr>
+        <w:t>μ</w:t>
+      </w:r>
+      <w:r>
+        <w:t xml:space="preserve"> + c k</w:t>
+      </w:r>
+      <w:r>
+        <w:rPr>
+          <w:vertAlign w:val="subscript"/>
+        </w:rPr>
+        <w:t>μ</w:t>
+      </w:r>
+      <w:r>
+        <w:t>ℳ</w:t>
+      </w:r>
+      <w:r>
+        <w:rPr>
+          <w:vertAlign w:val="superscript"/>
+        </w:rPr>
+        <w:t>μ</w:t>
+      </w:r>
+      <w:r>
+        <w:t xml:space="preserve"> = ε</w:t>
+      </w:r>
+      <w:r>
+        <w:rPr>
+          <w:vertAlign w:val="subscript"/>
+        </w:rPr>
+        <w:t>μ</w:t>
+      </w:r>
+      <w:r>
+        <w:t>ℳ</w:t>
+      </w:r>
+      <w:r>
+        <w:rPr>
+          <w:vertAlign w:val="superscript"/>
+        </w:rPr>
+        <w:t>μ</w:t>
+      </w:r>
+      <w:r>
+        <w:t>.</w:t>
       </w:r>
     </w:p>
     <w:p>
@@ -3038,7 +4194,79 @@
         <w:t xml:space="preserve"> </w:t>
       </w:r>
       <w:r>
-        <w:t>The direct diagram is (ie)²ε′*_ν ū(p′)γ^ν S(p+k)k̸u(p) = (ie)²ε′*_ν ū(p′)γ^ν(i)u(p). The crossed diagram is (ie)²ε′*_ν ū(p′)k̸S(p − k′)γ^ν u(p), and with p − k′ = p′ − k it equals (ie)²ε′*_ν(−i)ū(p′)γ^ν u(p). The sum is zero.</w:t>
+        <w:t>The direct diagram is (ie)²ε′*</w:t>
+      </w:r>
+      <w:r>
+        <w:rPr>
+          <w:vertAlign w:val="subscript"/>
+        </w:rPr>
+        <w:t>ν</w:t>
+      </w:r>
+      <w:r>
+        <w:t xml:space="preserve"> ū(p′)γ</w:t>
+      </w:r>
+      <w:r>
+        <w:rPr>
+          <w:vertAlign w:val="superscript"/>
+        </w:rPr>
+        <w:t>ν</w:t>
+      </w:r>
+      <w:r>
+        <w:t xml:space="preserve"> S(p+k)k̸u(p) = (ie)²ε′*</w:t>
+      </w:r>
+      <w:r>
+        <w:rPr>
+          <w:vertAlign w:val="subscript"/>
+        </w:rPr>
+        <w:t>ν</w:t>
+      </w:r>
+      <w:r>
+        <w:t xml:space="preserve"> ū(p′)γ</w:t>
+      </w:r>
+      <w:r>
+        <w:rPr>
+          <w:vertAlign w:val="superscript"/>
+        </w:rPr>
+        <w:t>ν</w:t>
+      </w:r>
+      <w:r>
+        <w:t>(i)u(p). The crossed diagram is (ie)²ε′*</w:t>
+      </w:r>
+      <w:r>
+        <w:rPr>
+          <w:vertAlign w:val="subscript"/>
+        </w:rPr>
+        <w:t>ν</w:t>
+      </w:r>
+      <w:r>
+        <w:t xml:space="preserve"> ū(p′)k̸S(p − k′)γ</w:t>
+      </w:r>
+      <w:r>
+        <w:rPr>
+          <w:vertAlign w:val="superscript"/>
+        </w:rPr>
+        <w:t>ν</w:t>
+      </w:r>
+      <w:r>
+        <w:t xml:space="preserve"> u(p), and with p − k′ = p′ − k it equals (ie)²ε′*</w:t>
+      </w:r>
+      <w:r>
+        <w:rPr>
+          <w:vertAlign w:val="subscript"/>
+        </w:rPr>
+        <w:t>ν</w:t>
+      </w:r>
+      <w:r>
+        <w:t>(−i)ū(p′)γ</w:t>
+      </w:r>
+      <w:r>
+        <w:rPr>
+          <w:vertAlign w:val="superscript"/>
+        </w:rPr>
+        <w:t>ν</w:t>
+      </w:r>
+      <w:r>
+        <w:t xml:space="preserve"> u(p). The sum is zero.</w:t>
       </w:r>
     </w:p>
     <w:p>
@@ -3080,7 +4308,25 @@
         <w:t xml:space="preserve"> </w:t>
       </w:r>
       <w:r>
-        <w:t>With Γ = γ and S̃⁻¹(p) = p̸ − m₀, q_μγ^μ = q̸ = (p̸ + q̸ − m₀) − (p̸ − m₀).</w:t>
+        <w:t>With Γ = γ and S̃⁻¹(p) = p̸ − m₀, q</w:t>
+      </w:r>
+      <w:r>
+        <w:rPr>
+          <w:vertAlign w:val="subscript"/>
+        </w:rPr>
+        <w:t>μ</w:t>
+      </w:r>
+      <w:r>
+        <w:t>γ</w:t>
+      </w:r>
+      <w:r>
+        <w:rPr>
+          <w:vertAlign w:val="superscript"/>
+        </w:rPr>
+        <w:t>μ</w:t>
+      </w:r>
+      <w:r>
+        <w:t xml:space="preserve"> = q̸ = (p̸ + q̸ − m₀) − (p̸ − m₀).</w:t>
       </w:r>
     </w:p>
     <w:p>
@@ -3094,7 +4340,79 @@
         <w:t xml:space="preserve"> </w:t>
       </w:r>
       <w:r>
-        <w:t>For small q, S̃⁻¹(p+q) − S̃⁻¹(p) = q_μ ∂S̃⁻¹/∂p_μ + O(q²). Comparing the linear terms with q_μΓ^μ(p+q, p) → q_μΓ^μ(p, p) gives Γ^μ(p, p) = ∂S̃⁻¹/∂p_μ.</w:t>
+        <w:t>For small q, S̃⁻¹(p+q) − S̃⁻¹(p) = q</w:t>
+      </w:r>
+      <w:r>
+        <w:rPr>
+          <w:vertAlign w:val="subscript"/>
+        </w:rPr>
+        <w:t>μ</w:t>
+      </w:r>
+      <w:r>
+        <w:t xml:space="preserve"> ∂S̃⁻¹/∂p</w:t>
+      </w:r>
+      <w:r>
+        <w:rPr>
+          <w:vertAlign w:val="subscript"/>
+        </w:rPr>
+        <w:t>μ</w:t>
+      </w:r>
+      <w:r>
+        <w:t xml:space="preserve"> + O(q²). Comparing the linear terms with q</w:t>
+      </w:r>
+      <w:r>
+        <w:rPr>
+          <w:vertAlign w:val="subscript"/>
+        </w:rPr>
+        <w:t>μ</w:t>
+      </w:r>
+      <w:r>
+        <w:t>Γ</w:t>
+      </w:r>
+      <w:r>
+        <w:rPr>
+          <w:vertAlign w:val="superscript"/>
+        </w:rPr>
+        <w:t>μ</w:t>
+      </w:r>
+      <w:r>
+        <w:t>(p+q, p) → q</w:t>
+      </w:r>
+      <w:r>
+        <w:rPr>
+          <w:vertAlign w:val="subscript"/>
+        </w:rPr>
+        <w:t>μ</w:t>
+      </w:r>
+      <w:r>
+        <w:t>Γ</w:t>
+      </w:r>
+      <w:r>
+        <w:rPr>
+          <w:vertAlign w:val="superscript"/>
+        </w:rPr>
+        <w:t>μ</w:t>
+      </w:r>
+      <w:r>
+        <w:t>(p, p) gives Γ</w:t>
+      </w:r>
+      <w:r>
+        <w:rPr>
+          <w:vertAlign w:val="superscript"/>
+        </w:rPr>
+        <w:t>μ</w:t>
+      </w:r>
+      <w:r>
+        <w:t>(p, p) = ∂S̃⁻¹/∂p</w:t>
+      </w:r>
+      <w:r>
+        <w:rPr>
+          <w:vertAlign w:val="subscript"/>
+        </w:rPr>
+        <w:t>μ</w:t>
+      </w:r>
+      <w:r>
+        <w:t>.</w:t>
       </w:r>
     </w:p>
     <w:p>
@@ -3108,7 +4426,34 @@
         <w:t xml:space="preserve"> </w:t>
       </w:r>
       <w:r>
-        <w:t>∂/∂p_μ of Z₂⁻¹(p̸ − m) is Z₂⁻¹γ^μ. Setting this equal to Z₁⁻¹γ^μ gives Z₁ = Z₂.</w:t>
+        <w:t>∂/∂p</w:t>
+      </w:r>
+      <w:r>
+        <w:rPr>
+          <w:vertAlign w:val="subscript"/>
+        </w:rPr>
+        <w:t>μ</w:t>
+      </w:r>
+      <w:r>
+        <w:t xml:space="preserve"> of Z₂⁻¹(p̸ − m) is Z₂⁻¹γ</w:t>
+      </w:r>
+      <w:r>
+        <w:rPr>
+          <w:vertAlign w:val="superscript"/>
+        </w:rPr>
+        <w:t>μ</w:t>
+      </w:r>
+      <w:r>
+        <w:t>. Setting this equal to Z₁⁻¹γ</w:t>
+      </w:r>
+      <w:r>
+        <w:rPr>
+          <w:vertAlign w:val="superscript"/>
+        </w:rPr>
+        <w:t>μ</w:t>
+      </w:r>
+      <w:r>
+        <w:t xml:space="preserve"> gives Z₁ = Z₂.</w:t>
       </w:r>
     </w:p>
     <w:p>
@@ -3136,7 +4481,61 @@
         <w:t xml:space="preserve"> </w:t>
       </w:r>
       <w:r>
-        <w:t>With k = (ω, 0, 0, ω), k̄ = (ω, 0, 0, −ω) and k·k̄ = 2ω². Contracting with k^μ: −k_ν + (k² k̄_ν + (k̄·k)k_ν)/(k·k̄) = −k_ν + 0 + k_ν = 0, using k² = 0. For the spatial components, the 11 and 22 entries are 1, and the 00, 03, and 33 entries cancel between −g and the k k̄ terms, leaving the sum ε¹ε¹ + ε²ε² of two transverse polarizations.</w:t>
+        <w:t>With k = (ω, 0, 0, ω), k̄ = (ω, 0, 0, −ω) and k·k̄ = 2ω². Contracting with k</w:t>
+      </w:r>
+      <w:r>
+        <w:rPr>
+          <w:vertAlign w:val="superscript"/>
+        </w:rPr>
+        <w:t>μ</w:t>
+      </w:r>
+      <w:r>
+        <w:t>: −k</w:t>
+      </w:r>
+      <w:r>
+        <w:rPr>
+          <w:vertAlign w:val="subscript"/>
+        </w:rPr>
+        <w:t>ν</w:t>
+      </w:r>
+      <w:r>
+        <w:t xml:space="preserve"> + (k² k̄</w:t>
+      </w:r>
+      <w:r>
+        <w:rPr>
+          <w:vertAlign w:val="subscript"/>
+        </w:rPr>
+        <w:t>ν</w:t>
+      </w:r>
+      <w:r>
+        <w:t xml:space="preserve"> + (k̄·k)k</w:t>
+      </w:r>
+      <w:r>
+        <w:rPr>
+          <w:vertAlign w:val="subscript"/>
+        </w:rPr>
+        <w:t>ν</w:t>
+      </w:r>
+      <w:r>
+        <w:t>)/(k·k̄) = −k</w:t>
+      </w:r>
+      <w:r>
+        <w:rPr>
+          <w:vertAlign w:val="subscript"/>
+        </w:rPr>
+        <w:t>ν</w:t>
+      </w:r>
+      <w:r>
+        <w:t xml:space="preserve"> + 0 + k</w:t>
+      </w:r>
+      <w:r>
+        <w:rPr>
+          <w:vertAlign w:val="subscript"/>
+        </w:rPr>
+        <w:t>ν</w:t>
+      </w:r>
+      <w:r>
+        <w:t xml:space="preserve"> = 0, using k² = 0. For the spatial components, the 11 and 22 entries are 1, and the 00, 03, and 33 entries cancel between −g and the k k̄ terms, leaving the sum ε¹ε¹ + ε²ε² of two transverse polarizations.</w:t>
       </w:r>
     </w:p>
     <w:p>
@@ -3150,7 +4549,88 @@
         <w:t xml:space="preserve"> </w:t>
       </w:r>
       <w:r>
-        <w:t>q_μM²g^μν = M²q^ν ≠ 0 for q ≠ 0, contradicting q_μΠ^μν = 0. Transversality forces Π^μν ∝ (q²g^μν − q^μq^ν), which vanishes at q = 0, so the propagator pole stays at q² = 0.</w:t>
+        <w:t>q</w:t>
+      </w:r>
+      <w:r>
+        <w:rPr>
+          <w:vertAlign w:val="subscript"/>
+        </w:rPr>
+        <w:t>μ</w:t>
+      </w:r>
+      <w:r>
+        <w:t>M²g</w:t>
+      </w:r>
+      <w:r>
+        <w:rPr>
+          <w:vertAlign w:val="superscript"/>
+        </w:rPr>
+        <w:t>μν</w:t>
+      </w:r>
+      <w:r>
+        <w:t xml:space="preserve"> = M²q</w:t>
+      </w:r>
+      <w:r>
+        <w:rPr>
+          <w:vertAlign w:val="superscript"/>
+        </w:rPr>
+        <w:t>ν</w:t>
+      </w:r>
+      <w:r>
+        <w:t xml:space="preserve"> ≠ 0 for q ≠ 0, contradicting q</w:t>
+      </w:r>
+      <w:r>
+        <w:rPr>
+          <w:vertAlign w:val="subscript"/>
+        </w:rPr>
+        <w:t>μ</w:t>
+      </w:r>
+      <w:r>
+        <w:t>Π</w:t>
+      </w:r>
+      <w:r>
+        <w:rPr>
+          <w:vertAlign w:val="superscript"/>
+        </w:rPr>
+        <w:t>μν</w:t>
+      </w:r>
+      <w:r>
+        <w:t xml:space="preserve"> = 0. Transversality forces Π</w:t>
+      </w:r>
+      <w:r>
+        <w:rPr>
+          <w:vertAlign w:val="superscript"/>
+        </w:rPr>
+        <w:t>μν</w:t>
+      </w:r>
+      <w:r>
+        <w:t xml:space="preserve"> ∝ (q²g</w:t>
+      </w:r>
+      <w:r>
+        <w:rPr>
+          <w:vertAlign w:val="superscript"/>
+        </w:rPr>
+        <w:t>μν</w:t>
+      </w:r>
+      <w:r>
+        <w:t xml:space="preserve"> − q</w:t>
+      </w:r>
+      <w:r>
+        <w:rPr>
+          <w:vertAlign w:val="superscript"/>
+        </w:rPr>
+        <w:t>μ</w:t>
+      </w:r>
+      <w:r>
+        <w:t>q</w:t>
+      </w:r>
+      <w:r>
+        <w:rPr>
+          <w:vertAlign w:val="superscript"/>
+        </w:rPr>
+        <w:t>ν</w:t>
+      </w:r>
+      <w:r>
+        <w:t>), which vanishes at q = 0, so the propagator pole stays at q² = 0.</w:t>
       </w:r>
     </w:p>
     <w:p>
@@ -3164,7 +4644,25 @@
         <w:t xml:space="preserve"> </w:t>
       </w:r>
       <w:r>
-        <w:t>In Compton scattering, each diagram alone gives ±i(ie)²ū(p′)γ^ν u(p) ≠ 0. Only the sum vanishes, because the identity is a property of the complete set of attachments. A regulator that treated the two orderings differently, or shifted loop momenta inconsistently, could leave a nonzero remainder. In vacuum polarization, such a remainder appears as a non-transverse term proportional to Λ²g^μν, which is a photon mass of order the cutoff.</w:t>
+        <w:t>In Compton scattering, each diagram alone gives ±i(ie)²ū(p′)γ</w:t>
+      </w:r>
+      <w:r>
+        <w:rPr>
+          <w:vertAlign w:val="superscript"/>
+        </w:rPr>
+        <w:t>ν</w:t>
+      </w:r>
+      <w:r>
+        <w:t xml:space="preserve"> u(p) ≠ 0. Only the sum vanishes, because the identity is a property of the complete set of attachments. A regulator that treated the two orderings differently, or shifted loop momenta inconsistently, could leave a nonzero remainder. In vacuum polarization, such a remainder appears as a non-transverse term proportional to Λ²g</w:t>
+      </w:r>
+      <w:r>
+        <w:rPr>
+          <w:vertAlign w:val="superscript"/>
+        </w:rPr>
+        <w:t>μν</w:t>
+      </w:r>
+      <w:r>
+        <w:t>, which is a photon mass of order the cutoff.</w:t>
       </w:r>
     </w:p>
     <w:p>
@@ -3220,7 +4718,16 @@
         <w:pStyle w:val="ListBullet"/>
       </w:pPr>
       <w:r>
-        <w:t>I can use the identity to justify the −g_μν polarization sum, ξ-independence, and the massless photon.</w:t>
+        <w:t>I can use the identity to justify the −g</w:t>
+      </w:r>
+      <w:r>
+        <w:rPr>
+          <w:vertAlign w:val="subscript"/>
+        </w:rPr>
+        <w:t>μν</w:t>
+      </w:r>
+      <w:r>
+        <w:t xml:space="preserve"> polarization sum, ξ-independence, and the massless photon.</w:t>
       </w:r>
     </w:p>
     <w:p>
@@ -3272,7 +4779,7 @@
         <w:color w:val="5A5A5A"/>
         <w:sz w:val="16"/>
       </w:rPr>
-      <w:t>QED Course   Lesson 72</w:t>
+      <w:t>A QED Course   Lesson 72</w:t>
     </w:r>
   </w:p>
 </w:hdr>
